--- a/cf/sh/u/files/u039.docx
+++ b/cf/sh/u/files/u039.docx
@@ -20,7 +20,7 @@
     </w:p>
     <w:p>
       <w:r>
-        <w:t>請針對每個題目，把答案填在「回答：」後面（越具體越好）；填好後請放回您的部門資料夾即可，不需回信。</w:t>
+        <w:t>這份問卷是想更了解您的實際作業，好把您的 AI 助理做得更貼近需求。第一部分請把答案填在「回答：」後面（越具體越好）；第二部分只是先讓您了解，之後用的時候再一起調整，不用現在填。填好後放回您的部門資料夾即可，不需回信。</w:t>
       </w:r>
     </w:p>
     <w:p>
@@ -32,8 +32,16 @@
       </w:r>
     </w:p>
     <w:p>
+      <w:pPr>
+        <w:pStyle w:val="Heading2"/>
+      </w:pPr>
       <w:r>
-        <w:t>1. EPI 系統的外出暨費用申請單能否定期匯出（B 級前置關鍵）？</w:t>
+        <w:t>一、請您提供或確認的事情</w:t>
+      </w:r>
+    </w:p>
+    <w:p>
+      <w:r>
+        <w:t>1. 外出申請目前在 EPI 系統加紙本，建議先讓 EPI 固定匯出，紙本單據評估拍照上傳，AI 才有穩定資料</w:t>
       </w:r>
     </w:p>
     <w:p>
@@ -43,7 +51,7 @@
     </w:p>
     <w:p>
       <w:r>
-        <w:t>2. 紙本交通/停車單據走 OCR 還是拍照上傳後 VLM 兩階段判讀？</w:t>
+        <w:t>2. 請提供公司費用核銷辦法（哪些能報、要附什麼單據、金額上限）</w:t>
       </w:r>
     </w:p>
     <w:p>
@@ -53,7 +61,7 @@
     </w:p>
     <w:p>
       <w:r>
-        <w:t>3. 公司費用核銷辦法（可報項目、單據要求、金額上限）為何？</w:t>
+        <w:t>3. 請提供費用支出申請單的固定欄位和送簽流程</w:t>
       </w:r>
     </w:p>
     <w:p>
@@ -63,7 +71,7 @@
     </w:p>
     <w:p>
       <w:r>
-        <w:t>4. 費用支出申請單的固定欄位與簽核流程是什麼？</w:t>
+        <w:t>4. 請確認每筆單據要記什麼（外出日、支援廠域、費用項目、金額、發票號）</w:t>
       </w:r>
     </w:p>
     <w:p>
@@ -73,7 +81,7 @@
     </w:p>
     <w:p>
       <w:r>
-        <w:t>5. 費用合計與外出日的勾稽規則（以 EPI 簽核完成申請單為準）是否確認？</w:t>
+        <w:t>5. 請提供一份填好的申請單當範例，AI 才知道最後要整成什麼樣</w:t>
       </w:r>
     </w:p>
     <w:p>
@@ -83,12 +91,45 @@
     </w:p>
     <w:p>
       <w:r>
-        <w:t>6. 申請單 EPI 簽核與紙本送簽管理部由誰負責、AI 不代送是否確認？</w:t>
+        <w:t>6. 交通費、停車費各種單據若格式不一，請說明有哪幾種</w:t>
       </w:r>
     </w:p>
     <w:p>
       <w:r>
         <w:t>回答：</w:t>
+      </w:r>
+    </w:p>
+    <w:p>
+      <w:pPr>
+        <w:pStyle w:val="Heading2"/>
+      </w:pPr>
+      <w:r>
+        <w:t>二、要用了之後、跟 AI 一起調整的事情（先了解即可，不用現在填）</w:t>
+      </w:r>
+    </w:p>
+    <w:p>
+      <w:r>
+        <w:t>• 把外出資料和單據給 AI，它幫您勾稽費用合計、對外出日，整成申請單初稿</w:t>
+      </w:r>
+    </w:p>
+    <w:p>
+      <w:r>
+        <w:t>• 缺單據或金額對不上時，AI 會標「待補／待確認」，不會亂填金額</w:t>
+      </w:r>
+    </w:p>
+    <w:p>
+      <w:r>
+        <w:t>• 有人想灌水費用、或跳過 EPI 簽核直接送管理部，AI 會拒絕，提醒金額以單據為準</w:t>
+      </w:r>
+    </w:p>
+    <w:p>
+      <w:r>
+        <w:t>• 初稿出來由您核對單據、補待補，最後 EPI 簽核並紙本送簽還是您本人跑</w:t>
+      </w:r>
+    </w:p>
+    <w:p>
+      <w:r>
+        <w:t>• 這題關鍵是先把 EPI 資料和單據數位化，做好後 AI 就能快速接手</w:t>
       </w:r>
     </w:p>
     <w:p/>
